--- a/src/backend/src/main/resources/sample-data/LazarusGroup_GhostPay_Intel_Report.docx
+++ b/src/backend/src/main/resources/sample-data/LazarusGroup_GhostPay_Intel_Report.docx
@@ -61,10 +61,10 @@
         <w:t xml:space="preserve"> is</w:t>
       </w:r>
       <w:r>
-        <w:t xml:space="preserve"> CRITICAL </w:t>
+        <w:t xml:space="preserve"> </w:t>
       </w:r>
       <w:r>
-        <w:t>severity</w:t>
+        <w:t>Severity-CRITICAL</w:t>
       </w:r>
       <w:r>
         <w:t>.</w:t>
@@ -1710,6 +1710,7 @@
   <w:style w:type="character" w:default="1" w:styleId="DefaultParagraphFont">
     <w:name w:val="Default Paragraph Font"/>
     <w:uiPriority w:val="1"/>
+    <w:semiHidden/>
     <w:unhideWhenUsed/>
   </w:style>
   <w:style w:type="table" w:default="1" w:styleId="TableNormal">
